--- a/docs/TESTEO/CORRECCIONES DBN ERP 11072026.docx
+++ b/docs/TESTEO/CORRECCIONES DBN ERP 11072026.docx
@@ -797,6 +797,9 @@
         <w:spacing w:before="240" w:after="240"/>
       </w:pPr>
       <w:r>
+        <w:rPr>
+          <w:highlight w:val="green"/>
+        </w:rPr>
         <w:t>Falta que se vea el saldo del cliente en la pantalla.</w:t>
       </w:r>
     </w:p>

--- a/docs/TESTEO/CORRECCIONES DBN ERP 11072026.docx
+++ b/docs/TESTEO/CORRECCIONES DBN ERP 11072026.docx
@@ -42,14 +42,14 @@
         <w:rPr>
           <w:b/>
           <w:bCs/>
-          <w:highlight w:val="yellow"/>
-        </w:rPr>
-      </w:pPr>
-      <w:r>
-        <w:rPr>
-          <w:b/>
-          <w:bCs/>
-          <w:highlight w:val="yellow"/>
+          <w:highlight w:val="green"/>
+        </w:rPr>
+      </w:pPr>
+      <w:r>
+        <w:rPr>
+          <w:b/>
+          <w:bCs/>
+          <w:highlight w:val="green"/>
         </w:rPr>
         <w:t>1 - PERMISOS</w:t>
       </w:r>
@@ -57,12 +57,12 @@
     <w:p>
       <w:pPr>
         <w:rPr>
-          <w:highlight w:val="yellow"/>
-        </w:rPr>
-      </w:pPr>
-      <w:r>
-        <w:rPr>
-          <w:highlight w:val="yellow"/>
+          <w:highlight w:val="green"/>
+        </w:rPr>
+      </w:pPr>
+      <w:r>
+        <w:rPr>
+          <w:highlight w:val="green"/>
         </w:rPr>
         <w:t>Nivel Z: No pueden modificar los clientes (solo crearlos) los administradores pueden agregar mail, o cambiar de vendedor.</w:t>
       </w:r>
@@ -70,7 +70,7 @@
     <w:p>
       <w:r>
         <w:rPr>
-          <w:highlight w:val="yellow"/>
+          <w:highlight w:val="green"/>
         </w:rPr>
         <w:t>Nivel Z: corregir vistas de cajas (cajas y movimientos de caja), los usuarios solo pueden ver de su sucursal</w:t>
       </w:r>
@@ -101,7 +101,7 @@
       </w:pPr>
       <w:r>
         <w:rPr>
-          <w:highlight w:val="yellow"/>
+          <w:highlight w:val="green"/>
         </w:rPr>
         <w:t>Informes &gt; Ventas &gt; Saldos de Clientes &gt;</w:t>
       </w:r>
@@ -109,7 +109,7 @@
         <w:rPr>
           <w:b/>
           <w:bCs/>
-          <w:highlight w:val="yellow"/>
+          <w:highlight w:val="green"/>
         </w:rPr>
         <w:t xml:space="preserve"> Vista Preliminar en Excel</w:t>
       </w:r>
@@ -706,6 +706,7 @@
         <w:rPr>
           <w:b/>
           <w:bCs/>
+          <w:highlight w:val="green"/>
           <w:u w:val="single"/>
         </w:rPr>
         <w:t>7 - ERROR CUIT CONSUMIDOR FINAL EN RECIBOS</w:t>
@@ -715,6 +716,7 @@
           <w:b/>
           <w:bCs/>
           <w:noProof/>
+          <w:highlight w:val="green"/>
         </w:rPr>
         <w:drawing>
           <wp:inline distT="114300" distB="114300" distL="114300" distR="114300" wp14:anchorId="46830A7B" wp14:editId="2C35FAC9">
@@ -788,6 +790,7 @@
         <w:rPr>
           <w:b/>
           <w:bCs/>
+          <w:highlight w:val="green"/>
         </w:rPr>
         <w:t>8 - RECIBOS</w:t>
       </w:r>
@@ -899,16 +902,10 @@
         <w:spacing w:before="240" w:after="240"/>
       </w:pPr>
       <w:r>
-        <w:t xml:space="preserve">Falta agregar los comprobantes pendientes a pagar, el saldo que le queda al cliente, y la firma </w:t>
-      </w:r>
-      <w:r>
-        <w:rPr>
-          <w:highlight w:val="green"/>
-        </w:rPr>
-        <w:t>siempre aparece admin</w:t>
-      </w:r>
-      <w:r>
-        <w:t>, independientemente quien las hace.</w:t>
+        <w:rPr>
+          <w:highlight w:val="green"/>
+        </w:rPr>
+        <w:t>Falta agregar los comprobantes pendientes a pagar, el saldo que le queda al cliente, y la firma siempre aparece admin, independientemente quien las hace.</w:t>
       </w:r>
     </w:p>
     <w:p>
@@ -1081,6 +1078,7 @@
         <w:rPr>
           <w:b/>
           <w:bCs/>
+          <w:highlight w:val="green"/>
         </w:rPr>
         <w:t>9 - TABLAS DINÁMICAS DETALLADO (¡IMPORTANTE!)</w:t>
       </w:r>
@@ -1788,6 +1786,13 @@
         </w:rPr>
         <w:t>12 - NUEVO LISTADO</w:t>
       </w:r>
+      <w:r>
+        <w:rPr>
+          <w:b/>
+          <w:bCs/>
+        </w:rPr>
+        <w:t xml:space="preserve"> preguntar a Leoncio</w:t>
+      </w:r>
     </w:p>
     <w:p>
       <w:pPr>
@@ -1949,6 +1954,7 @@
         <w:rPr>
           <w:b/>
           <w:bCs/>
+          <w:highlight w:val="green"/>
         </w:rPr>
         <w:t>14 - COMPROBANTES ELECTRÓNICOS</w:t>
       </w:r>
@@ -1956,6 +1962,7 @@
         <w:rPr>
           <w:b/>
           <w:bCs/>
+          <w:highlight w:val="green"/>
         </w:rPr>
         <w:t xml:space="preserve"> (PROBAR)</w:t>
       </w:r>
@@ -2284,7 +2291,22 @@
           <w:b/>
           <w:bCs/>
         </w:rPr>
-        <w:t xml:space="preserve"> (REVISAR)</w:t>
+        <w:t xml:space="preserve"> (</w:t>
+      </w:r>
+      <w:r>
+        <w:rPr>
+          <w:b/>
+          <w:bCs/>
+          <w:highlight w:val="yellow"/>
+        </w:rPr>
+        <w:t>REVISAR</w:t>
+      </w:r>
+      <w:r>
+        <w:rPr>
+          <w:b/>
+          <w:bCs/>
+        </w:rPr>
+        <w:t>)</w:t>
       </w:r>
     </w:p>
     <w:p>
@@ -2379,6 +2401,7 @@
         <w:rPr>
           <w:i/>
           <w:iCs/>
+          <w:highlight w:val="green"/>
         </w:rPr>
         <w:t>Recuperar la contraseña del usuario.</w:t>
       </w:r>
@@ -2390,6 +2413,7 @@
           <w:iCs/>
           <w:sz w:val="22"/>
           <w:szCs w:val="22"/>
+          <w:highlight w:val="green"/>
         </w:rPr>
         <w:commentReference w:id="16"/>
       </w:r>
@@ -2397,16 +2421,9 @@
         <w:rPr>
           <w:i/>
           <w:iCs/>
-        </w:rPr>
-        <w:t xml:space="preserve"> </w:t>
-      </w:r>
-      <w:r>
-        <w:rPr>
-          <w:i/>
-          <w:iCs/>
-          <w:highlight w:val="green"/>
-        </w:rPr>
-        <w:t>(Resuelto – Leoncio)</w:t>
+          <w:highlight w:val="green"/>
+        </w:rPr>
+        <w:t xml:space="preserve"> (Resuelto – Leoncio)</w:t>
       </w:r>
     </w:p>
     <w:p>
@@ -2543,7 +2560,7 @@
       </w:pPr>
       <w:r>
         <w:rPr>
-          <w:highlight w:val="yellow"/>
+          <w:highlight w:val="green"/>
         </w:rPr>
         <w:t xml:space="preserve">Hemos detectado, que, a la hora de facturar, los clientes que tienen REMITOS y PRESUPUESTOS les tira ese mensaje de documentos vencidos. Revisando la base de datos, nos dimos cuenta que es porque comprueba que el </w:t>
       </w:r>
@@ -2551,13 +2568,13 @@
         <w:rPr>
           <w:b/>
           <w:bCs/>
-          <w:highlight w:val="yellow"/>
+          <w:highlight w:val="green"/>
         </w:rPr>
         <w:t xml:space="preserve">total </w:t>
       </w:r>
       <w:r>
         <w:rPr>
-          <w:highlight w:val="yellow"/>
+          <w:highlight w:val="green"/>
         </w:rPr>
         <w:t xml:space="preserve">sea igual a la </w:t>
       </w:r>
@@ -2565,13 +2582,13 @@
         <w:rPr>
           <w:b/>
           <w:bCs/>
-          <w:highlight w:val="yellow"/>
+          <w:highlight w:val="green"/>
         </w:rPr>
         <w:t>entrega</w:t>
       </w:r>
       <w:r>
         <w:rPr>
-          <w:highlight w:val="yellow"/>
+          <w:highlight w:val="green"/>
         </w:rPr>
         <w:t>, cuando estos documentos no son así.</w:t>
       </w:r>
@@ -3123,6 +3140,7 @@
         <w:rPr>
           <w:b/>
           <w:bCs/>
+          <w:highlight w:val="green"/>
         </w:rPr>
         <w:t>20 - RECIBOS CON SALDO A FAVOR</w:t>
       </w:r>
@@ -3130,22 +3148,15 @@
         <w:rPr>
           <w:b/>
           <w:bCs/>
-        </w:rPr>
-        <w:t xml:space="preserve"> </w:t>
-      </w:r>
-      <w:r>
-        <w:rPr>
-          <w:b/>
-          <w:bCs/>
-          <w:highlight w:val="yellow"/>
-        </w:rPr>
-        <w:t>(REVISAR R</w:t>
-      </w:r>
-      <w:r>
-        <w:rPr>
-          <w:b/>
-          <w:bCs/>
-          <w:highlight w:val="yellow"/>
+          <w:highlight w:val="green"/>
+        </w:rPr>
+        <w:t xml:space="preserve"> (REVISAR R</w:t>
+      </w:r>
+      <w:r>
+        <w:rPr>
+          <w:b/>
+          <w:bCs/>
+          <w:highlight w:val="green"/>
         </w:rPr>
         <w:t>R</w:t>
       </w:r>
@@ -3153,7 +3164,7 @@
         <w:rPr>
           <w:b/>
           <w:bCs/>
-          <w:highlight w:val="yellow"/>
+          <w:highlight w:val="green"/>
         </w:rPr>
         <w:t>)</w:t>
       </w:r>
@@ -3640,7 +3651,7 @@
         <w:rPr>
           <w:b/>
           <w:bCs/>
-          <w:highlight w:val="yellow"/>
+          <w:highlight w:val="green"/>
         </w:rPr>
         <w:t>25 - VENTAS / CANCELAR REMITOS</w:t>
       </w:r>
@@ -3648,6 +3659,7 @@
         <w:rPr>
           <w:b/>
           <w:bCs/>
+          <w:highlight w:val="green"/>
         </w:rPr>
         <w:t xml:space="preserve"> PREGUNTAR</w:t>
       </w:r>
@@ -3748,9 +3760,26 @@
         <w:rPr>
           <w:b/>
           <w:bCs/>
+          <w:highlight w:val="yellow"/>
+        </w:rPr>
+        <w:lastRenderedPageBreak/>
+        <w:t>Leoncio</w:t>
+      </w:r>
+    </w:p>
+    <w:p>
+      <w:pPr>
+        <w:spacing w:after="160"/>
+        <w:rPr>
+          <w:b/>
+          <w:bCs/>
+        </w:rPr>
+      </w:pPr>
+      <w:r>
+        <w:rPr>
+          <w:b/>
+          <w:bCs/>
           <w:noProof/>
         </w:rPr>
-        <w:lastRenderedPageBreak/>
         <w:drawing>
           <wp:inline distT="114300" distB="114300" distL="114300" distR="114300" wp14:anchorId="1E2779B3" wp14:editId="6B749520">
             <wp:extent cx="5397500" cy="3035300"/>
@@ -3816,8 +3845,24 @@
         <w:rPr>
           <w:b/>
           <w:bCs/>
+          <w:highlight w:val="yellow"/>
         </w:rPr>
         <w:t>27 - FICHA VEHÍCULOS POR CLIENTES</w:t>
+      </w:r>
+      <w:r>
+        <w:rPr>
+          <w:b/>
+          <w:bCs/>
+        </w:rPr>
+        <w:t xml:space="preserve"> </w:t>
+      </w:r>
+      <w:r>
+        <w:rPr>
+          <w:b/>
+          <w:bCs/>
+          <w:highlight w:val="cyan"/>
+        </w:rPr>
+        <w:t>para después</w:t>
       </w:r>
     </w:p>
     <w:p>
@@ -3893,6 +3938,7 @@
           <w:b/>
           <w:bCs/>
         </w:rPr>
+        <w:lastRenderedPageBreak/>
         <w:t>28 - FACTURACION FISCAL – PRODUCTOS</w:t>
       </w:r>
     </w:p>
@@ -3907,7 +3953,6 @@
         <w:rPr>
           <w:highlight w:val="green"/>
         </w:rPr>
-        <w:lastRenderedPageBreak/>
         <w:t>En la facturación fiscal, los productos (más precisamente con los servicios AA), están dejando cambiarle el nombre, pero no así el precio. El precio también debería poder dejarse cambiar.</w:t>
       </w:r>
     </w:p>
@@ -4014,12 +4059,14 @@
         <w:rPr>
           <w:b/>
           <w:bCs/>
-        </w:rPr>
-      </w:pPr>
-      <w:r>
-        <w:rPr>
-          <w:b/>
-          <w:bCs/>
+          <w:highlight w:val="green"/>
+        </w:rPr>
+      </w:pPr>
+      <w:r>
+        <w:rPr>
+          <w:b/>
+          <w:bCs/>
+          <w:highlight w:val="green"/>
         </w:rPr>
         <w:t>30 - FACTURACION FISCAL – PRODUCTOS</w:t>
       </w:r>
@@ -4027,6 +4074,7 @@
         <w:rPr>
           <w:b/>
           <w:bCs/>
+          <w:highlight w:val="green"/>
         </w:rPr>
         <w:t xml:space="preserve"> (REVISAR – RR)</w:t>
       </w:r>
@@ -4034,8 +4082,14 @@
     <w:p>
       <w:pPr>
         <w:spacing w:after="160"/>
-      </w:pPr>
-      <w:r>
+        <w:rPr>
+          <w:highlight w:val="green"/>
+        </w:rPr>
+      </w:pPr>
+      <w:r>
+        <w:rPr>
+          <w:highlight w:val="green"/>
+        </w:rPr>
         <w:t>En la facturación fiscal, los productos (más precisamente con los servicios AA), están dejando cambiarle el nombre, pero no así el precio. El precio también debería poder dejarse cambiar.</w:t>
       </w:r>
     </w:p>
@@ -4044,6 +4098,9 @@
         <w:spacing w:after="160"/>
       </w:pPr>
       <w:r>
+        <w:rPr>
+          <w:highlight w:val="green"/>
+        </w:rPr>
         <w:t>Y en PRESUPUESTO no deja cambiar nada… cuando debería dejar cambiar tanto el producto como el precio.</w:t>
       </w:r>
     </w:p>
@@ -4130,6 +4187,7 @@
         <w:rPr>
           <w:highlight w:val="green"/>
         </w:rPr>
+        <w:lastRenderedPageBreak/>
         <w:t>No entiendo ese mensaje que aparece cuando selecciono un producto para facturar.</w:t>
       </w:r>
     </w:p>
@@ -4146,7 +4204,6 @@
           <w:b/>
           <w:bCs/>
         </w:rPr>
-        <w:lastRenderedPageBreak/>
         <w:t xml:space="preserve"> </w:t>
       </w:r>
     </w:p>
@@ -4648,7 +4705,13 @@
         <w:t>En el sistema actual, lo que tiene es que, al cerrar la caja, ya te permite imprimir todas las planillas que la componen (arqueo, transferencias, detalles, cheques, etc) de una sola vez. En cambio, en el ERP, tengo que ir a buscar informe por informe, escribir en cada informe el número de caja (recordar ese número o anotármelo) y ahí recién imprimir cada una de las planillas (porque ni siquiera veo las de mi sucursal) y se pierde un montón de tiempo, además que puedo llegar a olvidarme de imprimir alguno. Esos informes están bien, solo que no es práctico.</w:t>
       </w:r>
       <w:r>
-        <w:t xml:space="preserve"> Preguntar a Leoncio (OJO)</w:t>
+        <w:t xml:space="preserve"> </w:t>
+      </w:r>
+      <w:r>
+        <w:rPr>
+          <w:highlight w:val="cyan"/>
+        </w:rPr>
+        <w:t>Preguntar a Leoncio (OJO)</w:t>
       </w:r>
     </w:p>
     <w:p>
@@ -5031,6 +5094,15 @@
           <w:highlight w:val="green"/>
         </w:rPr>
         <w:t>AHORA NO HACE FALTA ACTUALIZARLOS, SE SUSTENTA EN ARCA</w:t>
+      </w:r>
+      <w:r>
+        <w:t xml:space="preserve"> </w:t>
+      </w:r>
+      <w:r>
+        <w:rPr>
+          <w:highlight w:val="cyan"/>
+        </w:rPr>
+        <w:t>pero no para numeración manual</w:t>
       </w:r>
     </w:p>
     <w:p>
